--- a/PERSIAPAN_ASESOR.docx
+++ b/PERSIAPAN_ASESOR.docx
@@ -1215,7 +1215,7 @@
           <w:iCs/>
           <w:color w:val="334155"/>
         </w:rPr>
-        <w:t xml:space="preserve">62 test PHPUnit</w:t>
+        <w:t xml:space="preserve">65 test PHPUnit</w:t>
       </w:r>
       <w:r>
         <w:rPr>
@@ -1477,7 +1477,7 @@
         <w:t xml:space="preserve">php artisan test</w:t>
       </w:r>
       <w:r>
-        <w:t xml:space="preserve"> → 62 test lulus.</w:t>
+        <w:t xml:space="preserve"> → 65 test lulus.</w:t>
       </w:r>
     </w:p>
     <w:p>
@@ -9895,7 +9895,7 @@
         <w:t xml:space="preserve">Bukti di program:</w:t>
       </w:r>
       <w:r>
-        <w:t xml:space="preserve"> 62 test (203 assertion) dengan </w:t>
+        <w:t xml:space="preserve"> 65 test (214 assertion) dengan </w:t>
       </w:r>
       <w:r>
         <w:rPr>
@@ -10856,6 +10856,117 @@
                 <w:sz w:val="17"/>
                 <w:szCs w:val="17"/>
               </w:rPr>
+              <w:t xml:space="preserve">tests/Feature/SesiKedaluwarsaTest.php</w:t>
+            </w:r>
+          </w:p>
+        </w:tc>
+        <w:tc>
+          <w:tcPr>
+            <w:tcW w:type="dxa" w:w="530"/>
+            <w:tcBorders>
+              <w:top w:val="single" w:color="BFBFBF" w:sz="4"/>
+              <w:left w:val="single" w:color="BFBFBF" w:sz="4"/>
+              <w:bottom w:val="single" w:color="BFBFBF" w:sz="4"/>
+              <w:right w:val="single" w:color="BFBFBF" w:sz="4"/>
+            </w:tcBorders>
+            <w:tcMar>
+              <w:top w:type="dxa" w:w="60"/>
+              <w:left w:type="dxa" w:w="100"/>
+              <w:bottom w:type="dxa" w:w="60"/>
+              <w:right w:type="dxa" w:w="100"/>
+            </w:tcMar>
+          </w:tcPr>
+          <w:p>
+            <w:r>
+              <w:rPr>
+                <w:sz w:val="19"/>
+                <w:szCs w:val="19"/>
+              </w:rPr>
+              <w:t xml:space="preserve">Fitur</w:t>
+            </w:r>
+          </w:p>
+        </w:tc>
+        <w:tc>
+          <w:tcPr>
+            <w:tcW w:type="dxa" w:w="530"/>
+            <w:tcBorders>
+              <w:top w:val="single" w:color="BFBFBF" w:sz="4"/>
+              <w:left w:val="single" w:color="BFBFBF" w:sz="4"/>
+              <w:bottom w:val="single" w:color="BFBFBF" w:sz="4"/>
+              <w:right w:val="single" w:color="BFBFBF" w:sz="4"/>
+            </w:tcBorders>
+            <w:tcMar>
+              <w:top w:type="dxa" w:w="60"/>
+              <w:left w:type="dxa" w:w="100"/>
+              <w:bottom w:type="dxa" w:w="60"/>
+              <w:right w:type="dxa" w:w="100"/>
+            </w:tcMar>
+          </w:tcPr>
+          <w:p>
+            <w:r>
+              <w:rPr>
+                <w:sz w:val="19"/>
+                <w:szCs w:val="19"/>
+              </w:rPr>
+              <w:t xml:space="preserve">3</w:t>
+            </w:r>
+          </w:p>
+        </w:tc>
+        <w:tc>
+          <w:tcPr>
+            <w:tcW w:type="dxa" w:w="5130"/>
+            <w:tcBorders>
+              <w:top w:val="single" w:color="BFBFBF" w:sz="4"/>
+              <w:left w:val="single" w:color="BFBFBF" w:sz="4"/>
+              <w:bottom w:val="single" w:color="BFBFBF" w:sz="4"/>
+              <w:right w:val="single" w:color="BFBFBF" w:sz="4"/>
+            </w:tcBorders>
+            <w:tcMar>
+              <w:top w:type="dxa" w:w="60"/>
+              <w:left w:type="dxa" w:w="100"/>
+              <w:bottom w:type="dxa" w:w="60"/>
+              <w:right w:type="dxa" w:w="100"/>
+            </w:tcMar>
+          </w:tcPr>
+          <w:p>
+            <w:r>
+              <w:rPr>
+                <w:sz w:val="19"/>
+                <w:szCs w:val="19"/>
+              </w:rPr>
+              <w:t xml:space="preserve">Penanganan error 419 (token kedaluwarsa)</w:t>
+            </w:r>
+          </w:p>
+        </w:tc>
+      </w:tr>
+      <w:tr>
+        <w:trPr>
+          <w:tblHeader w:val="off"/>
+        </w:trPr>
+        <w:tc>
+          <w:tcPr>
+            <w:tcW w:type="dxa" w:w="3448"/>
+            <w:tcBorders>
+              <w:top w:val="single" w:color="BFBFBF" w:sz="4"/>
+              <w:left w:val="single" w:color="BFBFBF" w:sz="4"/>
+              <w:bottom w:val="single" w:color="BFBFBF" w:sz="4"/>
+              <w:right w:val="single" w:color="BFBFBF" w:sz="4"/>
+            </w:tcBorders>
+            <w:tcMar>
+              <w:top w:type="dxa" w:w="60"/>
+              <w:left w:type="dxa" w:w="100"/>
+              <w:bottom w:type="dxa" w:w="60"/>
+              <w:right w:type="dxa" w:w="100"/>
+            </w:tcMar>
+          </w:tcPr>
+          <w:p>
+            <w:r>
+              <w:rPr>
+                <w:rFonts w:ascii="Consolas" w:cs="Consolas" w:eastAsia="Consolas" w:hAnsi="Consolas"/>
+                <w:color w:val="1F4E79"/>
+                <w:sz w:val="17"/>
+                <w:szCs w:val="17"/>
+              </w:rPr>
               <w:t xml:space="preserve">tests/Feature/TransaksiBarangTest.php</w:t>
             </w:r>
           </w:p>
@@ -12095,7 +12206,7 @@
     </w:p>
     <w:p>
       <w:r>
-        <w:t xml:space="preserve">Laravel mendukung keduanya; cukup mengganti pengaturan koneksi. Untuk memastikannya, semua 62 test sudah dijalankan di PostgreSQL dan lulus. Dua perbedaan yang ditemukan dan diperbaiki: </w:t>
+        <w:t xml:space="preserve">Laravel mendukung keduanya; cukup mengganti pengaturan koneksi. Untuk memastikannya, semua test sudah dijalankan di PostgreSQL dan lulus. Dua perbedaan yang ditemukan dan diperbaiki: </w:t>
       </w:r>
       <w:r>
         <w:rPr>
@@ -12467,6 +12578,44 @@
       </w:r>
       <w:r>
         <w:t xml:space="preserve"> membuktikan PDF dan gambar 3 MB ditolak.</w:t>
+      </w:r>
+    </w:p>
+    <w:p>
+      <w:r>
+        <w:rPr>
+          <w:b/>
+          <w:bCs/>
+        </w:rPr>
+        <w:t xml:space="preserve">10. "Apa itu error 419 Page Expired? Pernah terjadi?"</w:t>
+      </w:r>
+    </w:p>
+    <w:p>
+      <w:r>
+        <w:t xml:space="preserve">Pernah. Error 419 muncul ketika token CSRF di formulir sudah tidak cocok dengan sesi, biasanya karena halaman dibiarkan terbuka lebih lama dari masa berlaku sesi (120 menit). Awalnya pengguna melihat halaman "Page Expired" dan isian formulir hilang. Sekarang error tersebut ditangani di </w:t>
+      </w:r>
+      <w:r>
+        <w:rPr>
+          <w:rFonts w:ascii="Consolas" w:cs="Consolas" w:eastAsia="Consolas" w:hAnsi="Consolas"/>
+          <w:color w:val="1F4E79"/>
+          <w:sz w:val="20"/>
+          <w:szCs w:val="20"/>
+        </w:rPr>
+        <w:t xml:space="preserve">bootstrap/app.php</w:t>
+      </w:r>
+      <w:r>
+        <w:t xml:space="preserve">: pengguna dikembalikan ke halaman sebelumnya dengan pesan "Halaman sudah terlalu lama dibuka...", isian tetap terisi (kecuali password dan file), lalu cukup menekan kirim sekali lagi. Ini dibuktikan oleh </w:t>
+      </w:r>
+      <w:r>
+        <w:rPr>
+          <w:rFonts w:ascii="Consolas" w:cs="Consolas" w:eastAsia="Consolas" w:hAnsi="Consolas"/>
+          <w:color w:val="1F4E79"/>
+          <w:sz w:val="20"/>
+          <w:szCs w:val="20"/>
+        </w:rPr>
+        <w:t xml:space="preserve">SesiKedaluwarsaTest</w:t>
+      </w:r>
+      <w:r>
+        <w:t xml:space="preserve">.</w:t>
       </w:r>
     </w:p>
     <w:p>
